--- a/api/assets/pack_despido_files/15_Carta_Art159_N6_Caso_Fortuito_o_Fuerza_Mayor.docx
+++ b/api/assets/pack_despido_files/15_Carta_Art159_N6_Caso_Fortuito_o_Fuerza_Mayor.docx
@@ -10,52 +10,63 @@
         <w:tblLook w:firstColumn="1" w:firstRow="1" w:lastColumn="0" w:lastRow="0" w:noHBand="0" w:noVBand="1" w:val="04A0"/>
       </w:tblPr>
       <w:tblGrid>
-        <w:gridCol w:w="9360"/>
+        <w:gridCol w:w="6912"/>
+        <w:gridCol w:w="2880"/>
       </w:tblGrid>
       <w:tr>
+        <w:trPr>
+          <w:cantSplit/>
+        </w:trPr>
         <w:tc>
           <w:tcPr>
-            <w:tcW w:type="dxa" w:w="9936"/>
-            <w:shd w:fill="0F172A"/>
-            <w:tcMar>
-              <w:top w:w="200" w:type="dxa"/>
-              <w:bottom w:w="200" w:type="dxa"/>
-              <w:left w:w="240" w:type="dxa"/>
-              <w:right w:w="240" w:type="dxa"/>
-            </w:tcMar>
+            <w:tcW w:type="dxa" w:w="6912"/>
           </w:tcPr>
           <w:p>
             <w:pPr>
-              <w:jc w:val="center"/>
+              <w:spacing w:before="0" w:after="20"/>
             </w:pPr>
             <w:r>
               <w:rPr>
-                <w:rFonts w:ascii="Arial" w:hAnsi="Arial"/>
+                <w:rFonts w:ascii="Calibri" w:hAnsi="Calibri"/>
                 <w:b/>
-                <w:color w:val="38BDF8"/>
+                <w:color w:val="00382E"/>
                 <w:sz w:val="17"/>
               </w:rPr>
-              <w:t>CALCULOLABORAL.CL • PACK CARTAS DE DESPIDO 2026</w:t>
-              <w:br/>
+              <w:t>PACK CARTAS DE DESPIDO | CHILE 2026 | Artículo 159 N° 6 del Código del Trabajo (Caso fortuito o fuerza mayor)</w:t>
             </w:r>
+          </w:p>
+          <w:p>
+            <w:pPr>
+              <w:spacing w:before="0" w:after="40"/>
+            </w:pPr>
             <w:r>
               <w:rPr>
-                <w:rFonts w:ascii="Arial" w:hAnsi="Arial"/>
+                <w:rFonts w:ascii="Calibri" w:hAnsi="Calibri"/>
                 <w:b/>
-                <w:color w:val="FFFFFF"/>
-                <w:sz w:val="26"/>
+                <w:color w:val="0F172A"/>
+                <w:sz w:val="24"/>
               </w:rPr>
               <w:t>CARTA DE TÉRMINO DE CONTRATO POR CASO FORTUITO O FUERZA MAYOR</w:t>
             </w:r>
+          </w:p>
+        </w:tc>
+        <w:tc>
+          <w:tcPr>
+            <w:tcW w:type="dxa" w:w="2880"/>
+          </w:tcPr>
+          <w:p>
+            <w:pPr>
+              <w:spacing w:before="0" w:after="0"/>
+              <w:jc w:val="right"/>
+            </w:pPr>
             <w:r>
               <w:rPr>
-                <w:rFonts w:ascii="Arial" w:hAnsi="Arial"/>
-                <w:i/>
-                <w:color w:val="CBD5E1"/>
-                <w:sz w:val="19"/>
+                <w:rFonts w:ascii="Calibri" w:hAnsi="Calibri"/>
+                <w:b/>
+                <w:color w:val="64748B"/>
+                <w:sz w:val="17"/>
               </w:rPr>
-              <w:br/>
-              <w:t>Artículo 159 N° 6 del Código del Trabajo (Caso fortuito o fuerza mayor)</w:t>
+              <w:t>DESPIDO-15</w:t>
             </w:r>
           </w:p>
         </w:tc>
@@ -63,7 +74,869 @@
     </w:tbl>
     <w:p>
       <w:pPr>
-        <w:spacing w:after="400"/>
+        <w:keepNext/>
+        <w:pBdr>
+          <w:bottom w:val="single" w:sz="12" w:space="1" w:color="00382E"/>
+        </w:pBdr>
+        <w:spacing w:before="0" w:after="160" w:line="120" w:lineRule="exact"/>
+      </w:pPr>
+      <w:r>
+        <w:rPr>
+          <w:rFonts w:ascii="Calibri" w:hAnsi="Calibri" w:cs="Calibri"/>
+          <w:color w:val="E2E8F0"/>
+          <w:sz w:val="15"/>
+        </w:rPr>
+        <w:t/>
+      </w:r>
+    </w:p>
+    <w:tbl>
+      <w:tblPr>
+        <w:tblW w:type="auto" w:w="0"/>
+        <w:jc w:val="center"/>
+        <w:tblLayout w:type="fixed"/>
+        <w:tblLook w:firstColumn="1" w:firstRow="1" w:lastColumn="0" w:lastRow="0" w:noHBand="0" w:noVBand="1" w:val="04A0"/>
+      </w:tblPr>
+      <w:tblGrid>
+        <w:gridCol w:w="9792"/>
+      </w:tblGrid>
+      <w:tr>
+        <w:trPr>
+          <w:cantSplit/>
+        </w:trPr>
+        <w:tc>
+          <w:tcPr>
+            <w:tcW w:type="dxa" w:w="9792"/>
+            <w:tcBorders>
+              <w:top w:val="single" w:sz="4" w:space="0" w:color="ADD6C9"/>
+              <w:left w:val="single" w:sz="4" w:space="0" w:color="ADD6C9"/>
+              <w:bottom w:val="single" w:sz="4" w:space="0" w:color="ADD6C9"/>
+              <w:right w:val="single" w:sz="4" w:space="0" w:color="ADD6C9"/>
+            </w:tcBorders>
+            <w:shd w:fill="EEF6F3"/>
+            <w:tcMar>
+              <w:top w:w="120" w:type="dxa"/>
+              <w:bottom w:w="120" w:type="dxa"/>
+              <w:left w:w="160" w:type="dxa"/>
+              <w:right w:w="160" w:type="dxa"/>
+            </w:tcMar>
+          </w:tcPr>
+          <w:p>
+            <w:pPr>
+              <w:spacing w:before="0" w:after="40"/>
+            </w:pPr>
+            <w:r>
+              <w:rPr>
+                <w:rFonts w:ascii="Calibri" w:hAnsi="Calibri"/>
+                <w:b/>
+                <w:color w:val="0F172A"/>
+                <w:sz w:val="17"/>
+              </w:rPr>
+              <w:t>INSTRUCCIONES PARA EL EMPLEADOR</w:t>
+            </w:r>
+          </w:p>
+          <w:p>
+            <w:pPr>
+              <w:spacing w:before="0" w:after="30"/>
+            </w:pPr>
+            <w:r>
+              <w:rPr>
+                <w:rFonts w:ascii="Calibri" w:hAnsi="Calibri"/>
+                <w:color w:val="475569"/>
+                <w:sz w:val="16"/>
+              </w:rPr>
+              <w:t>• Completa los campos resaltados en amarillo con datos reales y borra las alternativas que no apliquen.</w:t>
+            </w:r>
+          </w:p>
+          <w:p>
+            <w:pPr>
+              <w:spacing w:before="0" w:after="30"/>
+            </w:pPr>
+            <w:r>
+              <w:rPr>
+                <w:rFonts w:ascii="Calibri" w:hAnsi="Calibri"/>
+                <w:color w:val="475569"/>
+                <w:sz w:val="16"/>
+              </w:rPr>
+              <w:t>• PLAZO: para esta causal la carta se entrega o envía por carta certificada dentro de los 6 DÍAS HÁBILES siguientes a la separación del trabajador, con copia a la Inspección del Trabajo en el mismo plazo.</w:t>
+            </w:r>
+          </w:p>
+          <w:p>
+            <w:pPr>
+              <w:spacing w:before="0" w:after="30"/>
+            </w:pPr>
+            <w:r>
+              <w:rPr>
+                <w:rFonts w:ascii="Calibri" w:hAnsi="Calibri"/>
+                <w:color w:val="475569"/>
+                <w:sz w:val="16"/>
+              </w:rPr>
+              <w:t>• Adjunta los comprobantes de pago de cotizaciones al día (AFP, salud y seguro de cesantía). Sin ellos el despido no produce efecto (Art. 162).</w:t>
+            </w:r>
+          </w:p>
+          <w:p>
+            <w:pPr>
+              <w:spacing w:before="0" w:after="30"/>
+            </w:pPr>
+            <w:r>
+              <w:rPr>
+                <w:rFonts w:ascii="Calibri" w:hAnsi="Calibri"/>
+                <w:color w:val="475569"/>
+                <w:sz w:val="16"/>
+              </w:rPr>
+              <w:t>• En un juicio solo podrás defender los hechos que escribas en la carta (Art. 454 N° 1): descríbelos con fechas, horas, lugares y personas.</w:t>
+            </w:r>
+          </w:p>
+          <w:p>
+            <w:pPr>
+              <w:spacing w:before="0" w:after="30"/>
+            </w:pPr>
+            <w:r>
+              <w:rPr>
+                <w:rFonts w:ascii="Calibri" w:hAnsi="Calibri"/>
+                <w:color w:val="475569"/>
+                <w:sz w:val="16"/>
+              </w:rPr>
+              <w:t>• Los tribunales interpretan esta causal en forma restrictiva: el hecho debe ser imprevisible e irresistible. Las dificultades económicas, la baja de ventas o el cierre por decisión de la empresa no suelen calificar.</w:t>
+            </w:r>
+          </w:p>
+          <w:p>
+            <w:pPr>
+              <w:spacing w:before="0" w:after="30"/>
+            </w:pPr>
+            <w:r>
+              <w:rPr>
+                <w:rFonts w:ascii="Calibri" w:hAnsi="Calibri"/>
+                <w:color w:val="475569"/>
+                <w:sz w:val="16"/>
+              </w:rPr>
+              <w:t>• Si tu caso no es una catástrofe o un hecho externo grave, evalúa el documento 01 (necesidades de la empresa).</w:t>
+            </w:r>
+          </w:p>
+        </w:tc>
+      </w:tr>
+    </w:tbl>
+    <w:p>
+      <w:pPr>
+        <w:keepNext/>
+        <w:spacing w:before="0" w:after="80"/>
+      </w:pPr>
+    </w:p>
+    <w:p>
+      <w:pPr>
+        <w:keepNext/>
+        <w:spacing w:before="120" w:after="40"/>
+      </w:pPr>
+      <w:r>
+        <w:rPr>
+          <w:rFonts w:ascii="Calibri" w:hAnsi="Calibri"/>
+          <w:b/>
+          <w:color w:val="1E293B"/>
+          <w:sz w:val="20"/>
+        </w:rPr>
+        <w:t>ANTES DE ENVIAR, REVISA</w:t>
+      </w:r>
+    </w:p>
+    <w:p>
+      <w:pPr>
+        <w:spacing w:before="40" w:after="80"/>
+      </w:pPr>
+      <w:r>
+        <w:rPr>
+          <w:rFonts w:ascii="Calibri" w:hAnsi="Calibri"/>
+          <w:b w:val="0"/>
+          <w:color w:val="0F172A"/>
+          <w:sz w:val="20"/>
+        </w:rPr>
+        <w:t>☐  Completé todos los campos resaltados en amarillo y borré las alternativas que no aplican.</w:t>
+      </w:r>
+    </w:p>
+    <w:p>
+      <w:pPr>
+        <w:spacing w:before="40" w:after="80"/>
+      </w:pPr>
+      <w:r>
+        <w:rPr>
+          <w:rFonts w:ascii="Calibri" w:hAnsi="Calibri"/>
+          <w:b w:val="0"/>
+          <w:color w:val="0F172A"/>
+          <w:sz w:val="20"/>
+        </w:rPr>
+        <w:t>☐  Quité el resaltado amarillo del texto final.</w:t>
+      </w:r>
+    </w:p>
+    <w:p>
+      <w:pPr>
+        <w:spacing w:before="40" w:after="80"/>
+      </w:pPr>
+      <w:r>
+        <w:rPr>
+          <w:rFonts w:ascii="Calibri" w:hAnsi="Calibri"/>
+          <w:b w:val="0"/>
+          <w:color w:val="0F172A"/>
+          <w:sz w:val="20"/>
+        </w:rPr>
+        <w:t>☐  Las cotizaciones están pagadas y tengo los comprobantes para adjuntar.</w:t>
+      </w:r>
+    </w:p>
+    <w:p>
+      <w:pPr>
+        <w:spacing w:before="40" w:after="80"/>
+      </w:pPr>
+      <w:r>
+        <w:rPr>
+          <w:rFonts w:ascii="Calibri" w:hAnsi="Calibri"/>
+          <w:b w:val="0"/>
+          <w:color w:val="0F172A"/>
+          <w:sz w:val="20"/>
+        </w:rPr>
+        <w:t>☐  Imprimo desde la página siguiente: esta hoja de instrucciones no se envía.</w:t>
+      </w:r>
+    </w:p>
+    <w:p>
+      <w:pPr>
+        <w:spacing w:before="40" w:after="80"/>
+      </w:pPr>
+      <w:r>
+        <w:rPr>
+          <w:rFonts w:ascii="Calibri" w:hAnsi="Calibri"/>
+          <w:b w:val="0"/>
+          <w:color w:val="0F172A"/>
+          <w:sz w:val="20"/>
+        </w:rPr>
+        <w:t>☐  Guardaré una copia firmada y el comprobante de envío (Correos o recepción en mano).</w:t>
+      </w:r>
+    </w:p>
+    <w:p>
+      <w:pPr>
+        <w:spacing w:before="40" w:after="80"/>
+      </w:pPr>
+      <w:r>
+        <w:rPr>
+          <w:rFonts w:ascii="Calibri" w:hAnsi="Calibri"/>
+          <w:b w:val="0"/>
+          <w:color w:val="0F172A"/>
+          <w:sz w:val="20"/>
+        </w:rPr>
+        <w:t>Versión 2026.10 (octubre de 2026). Modelo de referencia basado en el Código del Trabajo vigente a esa fecha; no constituye asesoría legal. Si tu caso tiene particularidades (fuero, denuncias de acoso, montos altos), revísalo con un abogado antes de enviar la carta.</w:t>
+      </w:r>
+    </w:p>
+    <w:p>
+      <w:pPr>
+        <w:sectPr>
+          <w:footerReference w:type="default" r:id="rId9"/>
+          <w:pgSz w:w="12240" w:h="15840"/>
+          <w:pgMar w:top="936" w:right="936" w:bottom="936" w:left="936" w:header="720" w:footer="720" w:gutter="0"/>
+          <w:cols w:space="720"/>
+          <w:docGrid w:linePitch="360"/>
+        </w:sectPr>
+      </w:pPr>
+    </w:p>
+    <w:p>
+      <w:pPr>
+        <w:spacing w:before="40" w:after="80"/>
+      </w:pPr>
+      <w:r>
+        <w:rPr>
+          <w:rFonts w:ascii="Calibri" w:hAnsi="Calibri"/>
+          <w:b/>
+          <w:color w:val="0F172A"/>
+          <w:sz w:val="20"/>
+          <w:highlight w:val="yellow"/>
+        </w:rPr>
+        <w:t xml:space="preserve">[CIUDAD]</w:t>
+      </w:r>
+      <w:r>
+        <w:rPr>
+          <w:rFonts w:ascii="Calibri" w:hAnsi="Calibri"/>
+          <w:b/>
+          <w:color w:val="0F172A"/>
+          <w:sz w:val="20"/>
+        </w:rPr>
+        <w:t xml:space="preserve">, </w:t>
+      </w:r>
+      <w:r>
+        <w:rPr>
+          <w:rFonts w:ascii="Calibri" w:hAnsi="Calibri"/>
+          <w:b/>
+          <w:color w:val="0F172A"/>
+          <w:sz w:val="20"/>
+          <w:highlight w:val="yellow"/>
+        </w:rPr>
+        <w:t xml:space="preserve">[DÍA]</w:t>
+      </w:r>
+      <w:r>
+        <w:rPr>
+          <w:rFonts w:ascii="Calibri" w:hAnsi="Calibri"/>
+          <w:b/>
+          <w:color w:val="0F172A"/>
+          <w:sz w:val="20"/>
+        </w:rPr>
+        <w:t xml:space="preserve"> de </w:t>
+      </w:r>
+      <w:r>
+        <w:rPr>
+          <w:rFonts w:ascii="Calibri" w:hAnsi="Calibri"/>
+          <w:b/>
+          <w:color w:val="0F172A"/>
+          <w:sz w:val="20"/>
+          <w:highlight w:val="yellow"/>
+        </w:rPr>
+        <w:t xml:space="preserve">[MES]</w:t>
+      </w:r>
+      <w:r>
+        <w:rPr>
+          <w:rFonts w:ascii="Calibri" w:hAnsi="Calibri"/>
+          <w:b/>
+          <w:color w:val="0F172A"/>
+          <w:sz w:val="20"/>
+        </w:rPr>
+        <w:t xml:space="preserve"> de </w:t>
+      </w:r>
+      <w:r>
+        <w:rPr>
+          <w:rFonts w:ascii="Calibri" w:hAnsi="Calibri"/>
+          <w:b/>
+          <w:color w:val="0F172A"/>
+          <w:sz w:val="20"/>
+          <w:highlight w:val="yellow"/>
+        </w:rPr>
+        <w:t xml:space="preserve">[AÑO]</w:t>
+      </w:r>
+      <w:r>
+        <w:rPr>
+          <w:rFonts w:ascii="Calibri" w:hAnsi="Calibri"/>
+          <w:b/>
+          <w:color w:val="0F172A"/>
+          <w:sz w:val="20"/>
+        </w:rPr>
+        <w:t xml:space="preserve">.</w:t>
+      </w:r>
+    </w:p>
+    <w:p>
+      <w:pPr>
+        <w:spacing w:before="40" w:after="80"/>
+      </w:pPr>
+      <w:r>
+        <w:rPr>
+          <w:rFonts w:ascii="Calibri" w:hAnsi="Calibri"/>
+          <w:b/>
+          <w:color w:val="0F172A"/>
+          <w:sz w:val="20"/>
+        </w:rPr>
+        <w:t xml:space="preserve">Señor(a):</w:t>
+      </w:r>
+      <w:r>
+        <w:rPr>
+          <w:rFonts w:ascii="Calibri" w:hAnsi="Calibri"/>
+          <w:b/>
+          <w:color w:val="0F172A"/>
+          <w:sz w:val="20"/>
+        </w:rPr>
+        <w:br/>
+      </w:r>
+      <w:r>
+        <w:rPr>
+          <w:rFonts w:ascii="Calibri" w:hAnsi="Calibri"/>
+          <w:b/>
+          <w:color w:val="0F172A"/>
+          <w:sz w:val="20"/>
+          <w:highlight w:val="yellow"/>
+        </w:rPr>
+        <w:t xml:space="preserve">[NOMBRE COMPLETO DEL TRABAJADOR]</w:t>
+      </w:r>
+      <w:r>
+        <w:rPr>
+          <w:rFonts w:ascii="Calibri" w:hAnsi="Calibri"/>
+          <w:b/>
+          <w:color w:val="0F172A"/>
+          <w:sz w:val="20"/>
+        </w:rPr>
+        <w:br/>
+      </w:r>
+      <w:r>
+        <w:rPr>
+          <w:rFonts w:ascii="Calibri" w:hAnsi="Calibri"/>
+          <w:b w:val="0"/>
+          <w:color w:val="0F172A"/>
+          <w:sz w:val="20"/>
+        </w:rPr>
+        <w:t xml:space="preserve">R.U.T.: </w:t>
+      </w:r>
+      <w:r>
+        <w:rPr>
+          <w:rFonts w:ascii="Calibri" w:hAnsi="Calibri"/>
+          <w:b w:val="0"/>
+          <w:color w:val="0F172A"/>
+          <w:sz w:val="20"/>
+          <w:highlight w:val="yellow"/>
+        </w:rPr>
+        <w:t xml:space="preserve">[RUT DEL TRABAJADOR]</w:t>
+      </w:r>
+      <w:r>
+        <w:rPr>
+          <w:rFonts w:ascii="Calibri" w:hAnsi="Calibri"/>
+          <w:b w:val="0"/>
+          <w:color w:val="0F172A"/>
+          <w:sz w:val="20"/>
+        </w:rPr>
+        <w:br/>
+      </w:r>
+      <w:r>
+        <w:rPr>
+          <w:rFonts w:ascii="Calibri" w:hAnsi="Calibri"/>
+          <w:b w:val="0"/>
+          <w:color w:val="0F172A"/>
+          <w:sz w:val="20"/>
+        </w:rPr>
+        <w:t xml:space="preserve">Cargo: </w:t>
+      </w:r>
+      <w:r>
+        <w:rPr>
+          <w:rFonts w:ascii="Calibri" w:hAnsi="Calibri"/>
+          <w:b w:val="0"/>
+          <w:color w:val="0F172A"/>
+          <w:sz w:val="20"/>
+          <w:highlight w:val="yellow"/>
+        </w:rPr>
+        <w:t xml:space="preserve">[CARGO O FUNCIÓN]</w:t>
+      </w:r>
+      <w:r>
+        <w:rPr>
+          <w:rFonts w:ascii="Calibri" w:hAnsi="Calibri"/>
+          <w:b w:val="0"/>
+          <w:color w:val="0F172A"/>
+          <w:sz w:val="20"/>
+        </w:rPr>
+        <w:br/>
+      </w:r>
+      <w:r>
+        <w:rPr>
+          <w:rFonts w:ascii="Calibri" w:hAnsi="Calibri"/>
+          <w:b w:val="0"/>
+          <w:color w:val="0F172A"/>
+          <w:sz w:val="20"/>
+        </w:rPr>
+        <w:t xml:space="preserve">Domicilio: </w:t>
+      </w:r>
+      <w:r>
+        <w:rPr>
+          <w:rFonts w:ascii="Calibri" w:hAnsi="Calibri"/>
+          <w:b w:val="0"/>
+          <w:color w:val="0F172A"/>
+          <w:sz w:val="20"/>
+          <w:highlight w:val="yellow"/>
+        </w:rPr>
+        <w:t xml:space="preserve">[DIRECCIÓN REGISTRADA EN EL CONTRATO]</w:t>
+      </w:r>
+      <w:r>
+        <w:rPr>
+          <w:rFonts w:ascii="Calibri" w:hAnsi="Calibri"/>
+          <w:b w:val="0"/>
+          <w:color w:val="0F172A"/>
+          <w:sz w:val="20"/>
+        </w:rPr>
+        <w:br/>
+      </w:r>
+      <w:r>
+        <w:rPr>
+          <w:rFonts w:ascii="Calibri" w:hAnsi="Calibri"/>
+          <w:b w:val="0"/>
+          <w:color w:val="0F172A"/>
+          <w:sz w:val="20"/>
+        </w:rPr>
+        <w:t xml:space="preserve">Comuna / Ciudad: </w:t>
+      </w:r>
+      <w:r>
+        <w:rPr>
+          <w:rFonts w:ascii="Calibri" w:hAnsi="Calibri"/>
+          <w:b w:val="0"/>
+          <w:color w:val="0F172A"/>
+          <w:sz w:val="20"/>
+          <w:highlight w:val="yellow"/>
+        </w:rPr>
+        <w:t xml:space="preserve">[COMUNA / CIUDAD]</w:t>
+      </w:r>
+    </w:p>
+    <w:p>
+      <w:pPr>
+        <w:spacing w:before="40" w:after="80"/>
+      </w:pPr>
+      <w:r>
+        <w:rPr>
+          <w:rFonts w:ascii="Calibri" w:hAnsi="Calibri"/>
+          <w:b/>
+          <w:color w:val="0F172A"/>
+          <w:sz w:val="20"/>
+        </w:rPr>
+        <w:t>De nuestra consideración:</w:t>
+      </w:r>
+    </w:p>
+    <w:p>
+      <w:pPr>
+        <w:spacing w:before="40" w:after="80"/>
+      </w:pPr>
+      <w:r>
+        <w:rPr>
+          <w:rFonts w:ascii="Calibri" w:hAnsi="Calibri"/>
+          <w:b w:val="0"/>
+          <w:color w:val="0F172A"/>
+          <w:sz w:val="20"/>
+        </w:rPr>
+        <w:t xml:space="preserve">Por medio de la presente, comunicamos a usted que el contrato de trabajo que lo vincula con nuestra empresa </w:t>
+      </w:r>
+      <w:r>
+        <w:rPr>
+          <w:rFonts w:ascii="Calibri" w:hAnsi="Calibri"/>
+          <w:b w:val="0"/>
+          <w:color w:val="0F172A"/>
+          <w:sz w:val="20"/>
+          <w:highlight w:val="yellow"/>
+        </w:rPr>
+        <w:t xml:space="preserve">[RAZÓN SOCIAL EMPRESA]</w:t>
+      </w:r>
+      <w:r>
+        <w:rPr>
+          <w:rFonts w:ascii="Calibri" w:hAnsi="Calibri"/>
+          <w:b w:val="0"/>
+          <w:color w:val="0F172A"/>
+          <w:sz w:val="20"/>
+        </w:rPr>
+        <w:t xml:space="preserve">, R.U.T. </w:t>
+      </w:r>
+      <w:r>
+        <w:rPr>
+          <w:rFonts w:ascii="Calibri" w:hAnsi="Calibri"/>
+          <w:b w:val="0"/>
+          <w:color w:val="0F172A"/>
+          <w:sz w:val="20"/>
+          <w:highlight w:val="yellow"/>
+        </w:rPr>
+        <w:t xml:space="preserve">[RUT EMPRESA]</w:t>
+      </w:r>
+      <w:r>
+        <w:rPr>
+          <w:rFonts w:ascii="Calibri" w:hAnsi="Calibri"/>
+          <w:b w:val="0"/>
+          <w:color w:val="0F172A"/>
+          <w:sz w:val="20"/>
+        </w:rPr>
+        <w:t xml:space="preserve">, termina con fecha </w:t>
+      </w:r>
+      <w:r>
+        <w:rPr>
+          <w:rFonts w:ascii="Calibri" w:hAnsi="Calibri"/>
+          <w:b w:val="0"/>
+          <w:color w:val="0F172A"/>
+          <w:sz w:val="20"/>
+          <w:highlight w:val="yellow"/>
+        </w:rPr>
+        <w:t xml:space="preserve">[FECHA DE TÉRMINO]</w:t>
+      </w:r>
+      <w:r>
+        <w:rPr>
+          <w:rFonts w:ascii="Calibri" w:hAnsi="Calibri"/>
+          <w:b w:val="0"/>
+          <w:color w:val="0F172A"/>
+          <w:sz w:val="20"/>
+        </w:rPr>
+        <w:t xml:space="preserve"> de </w:t>
+      </w:r>
+      <w:r>
+        <w:rPr>
+          <w:rFonts w:ascii="Calibri" w:hAnsi="Calibri"/>
+          <w:b w:val="0"/>
+          <w:color w:val="0F172A"/>
+          <w:sz w:val="20"/>
+          <w:highlight w:val="yellow"/>
+        </w:rPr>
+        <w:t xml:space="preserve">[MES]</w:t>
+      </w:r>
+      <w:r>
+        <w:rPr>
+          <w:rFonts w:ascii="Calibri" w:hAnsi="Calibri"/>
+          <w:b w:val="0"/>
+          <w:color w:val="0F172A"/>
+          <w:sz w:val="20"/>
+        </w:rPr>
+        <w:t xml:space="preserve"> de </w:t>
+      </w:r>
+      <w:r>
+        <w:rPr>
+          <w:rFonts w:ascii="Calibri" w:hAnsi="Calibri"/>
+          <w:b w:val="0"/>
+          <w:color w:val="0F172A"/>
+          <w:sz w:val="20"/>
+          <w:highlight w:val="yellow"/>
+        </w:rPr>
+        <w:t xml:space="preserve">[AÑO]</w:t>
+      </w:r>
+      <w:r>
+        <w:rPr>
+          <w:rFonts w:ascii="Calibri" w:hAnsi="Calibri"/>
+          <w:b w:val="0"/>
+          <w:color w:val="0F172A"/>
+          <w:sz w:val="20"/>
+        </w:rPr>
+        <w:t xml:space="preserve">, por la causal que se indica a continuación.</w:t>
+      </w:r>
+    </w:p>
+    <w:p>
+      <w:pPr>
+        <w:keepNext/>
+        <w:spacing w:before="120" w:after="40"/>
+      </w:pPr>
+      <w:r>
+        <w:rPr>
+          <w:rFonts w:ascii="Calibri" w:hAnsi="Calibri"/>
+          <w:b/>
+          <w:color w:val="1E293B"/>
+          <w:sz w:val="20"/>
+        </w:rPr>
+        <w:t>I. CAUSAL LEGAL INVOCADA:</w:t>
+      </w:r>
+    </w:p>
+    <w:p>
+      <w:pPr>
+        <w:spacing w:before="40" w:after="80"/>
+      </w:pPr>
+      <w:r>
+        <w:rPr>
+          <w:rFonts w:ascii="Calibri" w:hAnsi="Calibri"/>
+          <w:b w:val="0"/>
+          <w:color w:val="0F172A"/>
+          <w:sz w:val="20"/>
+        </w:rPr>
+        <w:t>La causal aplicada es la del Artículo 159 N° 6 del Código del Trabajo, esto es: 'Caso fortuito o fuerza mayor'.</w:t>
+      </w:r>
+    </w:p>
+    <w:p>
+      <w:pPr>
+        <w:keepNext/>
+        <w:spacing w:before="120" w:after="40"/>
+      </w:pPr>
+      <w:r>
+        <w:rPr>
+          <w:rFonts w:ascii="Calibri" w:hAnsi="Calibri"/>
+          <w:b/>
+          <w:color w:val="1E293B"/>
+          <w:sz w:val="20"/>
+        </w:rPr>
+        <w:t>II. ANTECEDENTES:</w:t>
+      </w:r>
+    </w:p>
+    <w:p>
+      <w:pPr>
+        <w:spacing w:before="40" w:after="80"/>
+      </w:pPr>
+      <w:r>
+        <w:rPr>
+          <w:rFonts w:ascii="Calibri" w:hAnsi="Calibri"/>
+          <w:b w:val="0"/>
+          <w:color w:val="0F172A"/>
+          <w:sz w:val="20"/>
+        </w:rPr>
+        <w:t xml:space="preserve">Con fecha </w:t>
+      </w:r>
+      <w:r>
+        <w:rPr>
+          <w:rFonts w:ascii="Calibri" w:hAnsi="Calibri"/>
+          <w:b w:val="0"/>
+          <w:color w:val="0F172A"/>
+          <w:sz w:val="20"/>
+          <w:highlight w:val="yellow"/>
+        </w:rPr>
+        <w:t xml:space="preserve">[FECHA]</w:t>
+      </w:r>
+      <w:r>
+        <w:rPr>
+          <w:rFonts w:ascii="Calibri" w:hAnsi="Calibri"/>
+          <w:b w:val="0"/>
+          <w:color w:val="0F172A"/>
+          <w:sz w:val="20"/>
+        </w:rPr>
+        <w:t xml:space="preserve"> ocurrió </w:t>
+      </w:r>
+      <w:r>
+        <w:rPr>
+          <w:rFonts w:ascii="Calibri" w:hAnsi="Calibri"/>
+          <w:b w:val="0"/>
+          <w:color w:val="0F172A"/>
+          <w:sz w:val="20"/>
+          <w:highlight w:val="yellow"/>
+        </w:rPr>
+        <w:t xml:space="preserve">[DESCRIBE EL HECHO IMPREVISIBLE E IRRESISTIBLE. EJEMPLO: un incendio que destruyó las instalaciones de la empresa / una inundación que inutilizó el local / una resolución de la autoridad que prohibió definitivamente la actividad]</w:t>
+      </w:r>
+      <w:r>
+        <w:rPr>
+          <w:rFonts w:ascii="Calibri" w:hAnsi="Calibri"/>
+          <w:b w:val="0"/>
+          <w:color w:val="0F172A"/>
+          <w:sz w:val="20"/>
+        </w:rPr>
+        <w:t xml:space="preserve">.</w:t>
+      </w:r>
+    </w:p>
+    <w:p>
+      <w:pPr>
+        <w:spacing w:before="40" w:after="80"/>
+      </w:pPr>
+      <w:r>
+        <w:rPr>
+          <w:rFonts w:ascii="Calibri" w:hAnsi="Calibri"/>
+          <w:b w:val="0"/>
+          <w:color w:val="0F172A"/>
+          <w:sz w:val="20"/>
+        </w:rPr>
+        <w:t xml:space="preserve">Este hecho no pudo ser previsto y no pudo ser resistido por la empresa, y tiene como consecuencia directa </w:t>
+      </w:r>
+      <w:r>
+        <w:rPr>
+          <w:rFonts w:ascii="Calibri" w:hAnsi="Calibri"/>
+          <w:b w:val="0"/>
+          <w:color w:val="0F172A"/>
+          <w:sz w:val="20"/>
+          <w:highlight w:val="yellow"/>
+        </w:rPr>
+        <w:t xml:space="preserve">[EXPLICA POR QUÉ HACE IMPOSIBLE CONTINUAR EL CONTRATO: los puestos de trabajo no pueden mantenerse]</w:t>
+      </w:r>
+      <w:r>
+        <w:rPr>
+          <w:rFonts w:ascii="Calibri" w:hAnsi="Calibri"/>
+          <w:b w:val="0"/>
+          <w:color w:val="0F172A"/>
+          <w:sz w:val="20"/>
+        </w:rPr>
+        <w:t xml:space="preserve">.</w:t>
+      </w:r>
+    </w:p>
+    <w:p>
+      <w:pPr>
+        <w:spacing w:before="40" w:after="80"/>
+      </w:pPr>
+      <w:r>
+        <w:rPr>
+          <w:rFonts w:ascii="Calibri" w:hAnsi="Calibri"/>
+          <w:b w:val="0"/>
+          <w:color w:val="0F172A"/>
+          <w:sz w:val="20"/>
+        </w:rPr>
+        <w:t xml:space="preserve">Consta en </w:t>
+      </w:r>
+      <w:r>
+        <w:rPr>
+          <w:rFonts w:ascii="Calibri" w:hAnsi="Calibri"/>
+          <w:b w:val="0"/>
+          <w:color w:val="0F172A"/>
+          <w:sz w:val="20"/>
+          <w:highlight w:val="yellow"/>
+        </w:rPr>
+        <w:t xml:space="preserve">[INFORME DE BOMBEROS / PERITAJE / RESOLUCIÓN / OTROS DOCUMENTOS]</w:t>
+      </w:r>
+      <w:r>
+        <w:rPr>
+          <w:rFonts w:ascii="Calibri" w:hAnsi="Calibri"/>
+          <w:b w:val="0"/>
+          <w:color w:val="0F172A"/>
+          <w:sz w:val="20"/>
+        </w:rPr>
+        <w:t xml:space="preserve">, que quedan a disposición de la autoridad competente.</w:t>
+      </w:r>
+    </w:p>
+    <w:p>
+      <w:pPr>
+        <w:keepNext/>
+        <w:spacing w:before="120" w:after="40"/>
+      </w:pPr>
+      <w:r>
+        <w:rPr>
+          <w:rFonts w:ascii="Calibri" w:hAnsi="Calibri"/>
+          <w:b/>
+          <w:color w:val="1E293B"/>
+          <w:sz w:val="20"/>
+        </w:rPr>
+        <w:t>III. ESTADO DE PAGO DE COTIZACIONES PREVISIONALES:</w:t>
+      </w:r>
+    </w:p>
+    <w:p>
+      <w:pPr>
+        <w:spacing w:before="40" w:after="80"/>
+      </w:pPr>
+      <w:r>
+        <w:rPr>
+          <w:rFonts w:ascii="Calibri" w:hAnsi="Calibri"/>
+          <w:b w:val="0"/>
+          <w:color w:val="0F172A"/>
+          <w:sz w:val="20"/>
+        </w:rPr>
+        <w:t>En cumplimiento del Artículo 162 del Código del Trabajo, se acompaña a esta comunicación el estado de pago de sus cotizaciones previsionales y de salud, con los comprobantes que acreditan que se encuentran pagadas hasta el último día del mes anterior al del término del contrato (AFP, Fonasa o Isapre, y Seguro de Cesantía).</w:t>
+      </w:r>
+    </w:p>
+    <w:p>
+      <w:pPr>
+        <w:keepNext/>
+        <w:spacing w:before="120" w:after="40"/>
+      </w:pPr>
+      <w:r>
+        <w:rPr>
+          <w:rFonts w:ascii="Calibri" w:hAnsi="Calibri"/>
+          <w:b/>
+          <w:color w:val="1E293B"/>
+          <w:sz w:val="20"/>
+        </w:rPr>
+        <w:t>IV. FINIQUITO:</w:t>
+      </w:r>
+    </w:p>
+    <w:p>
+      <w:pPr>
+        <w:spacing w:before="40" w:after="80"/>
+      </w:pPr>
+      <w:r>
+        <w:rPr>
+          <w:rFonts w:ascii="Calibri" w:hAnsi="Calibri"/>
+          <w:b w:val="0"/>
+          <w:color w:val="0F172A"/>
+          <w:sz w:val="20"/>
+        </w:rPr>
+        <w:t xml:space="preserve">Por esta causal no corresponde el pago de indemnización por años de servicio ni de indemnización sustitutiva del aviso previo, sin perjuicio de lo que se haya pactado en su contrato individual o colectivo. Su finiquito, con las remuneraciones devengadas pendientes y la compensación del feriado legal y proporcional pendiente (Art. 73), estará disponible en </w:t>
+      </w:r>
+      <w:r>
+        <w:rPr>
+          <w:rFonts w:ascii="Calibri" w:hAnsi="Calibri"/>
+          <w:b w:val="0"/>
+          <w:color w:val="0F172A"/>
+          <w:sz w:val="20"/>
+          <w:highlight w:val="yellow"/>
+        </w:rPr>
+        <w:t xml:space="preserve">[NOTARÍA / LUGAR DE FIRMA]</w:t>
+      </w:r>
+      <w:r>
+        <w:rPr>
+          <w:rFonts w:ascii="Calibri" w:hAnsi="Calibri"/>
+          <w:b w:val="0"/>
+          <w:color w:val="0F172A"/>
+          <w:sz w:val="20"/>
+        </w:rPr>
+        <w:t xml:space="preserve"> dentro del plazo de 10 días hábiles contado desde la separación.</w:t>
+      </w:r>
+    </w:p>
+    <w:p>
+      <w:pPr>
+        <w:spacing w:before="40" w:after="80"/>
+      </w:pPr>
+      <w:r>
+        <w:rPr>
+          <w:rFonts w:ascii="Calibri" w:hAnsi="Calibri"/>
+          <w:b w:val="0"/>
+          <w:color w:val="0F172A"/>
+          <w:sz w:val="20"/>
+        </w:rPr>
+        <w:t>Sin otro particular, le saluda atentamente,</w:t>
+      </w:r>
+    </w:p>
+    <w:p>
+      <w:pPr>
+        <w:keepNext/>
+        <w:spacing w:before="0" w:after="80"/>
       </w:pPr>
     </w:p>
     <w:tbl>
@@ -74,392 +947,249 @@
         <w:tblLook w:firstColumn="1" w:firstRow="1" w:lastColumn="0" w:lastRow="0" w:noHBand="0" w:noVBand="1" w:val="04A0"/>
       </w:tblPr>
       <w:tblGrid>
-        <w:gridCol w:w="9360"/>
+        <w:gridCol w:w="4896"/>
+        <w:gridCol w:w="4896"/>
       </w:tblGrid>
       <w:tr>
+        <w:trPr>
+          <w:cantSplit/>
+        </w:trPr>
         <w:tc>
           <w:tcPr>
-            <w:tcW w:type="dxa" w:w="9936"/>
-            <w:shd w:fill="F8FAFC"/>
+            <w:tcW w:type="dxa" w:w="4896"/>
             <w:tcMar>
-              <w:top w:w="140" w:type="dxa"/>
-              <w:bottom w:w="140" w:type="dxa"/>
-              <w:left w:w="180" w:type="dxa"/>
-              <w:right w:w="180" w:type="dxa"/>
+              <w:top w:w="60" w:type="dxa"/>
+              <w:bottom w:w="60" w:type="dxa"/>
+              <w:left w:w="100" w:type="dxa"/>
+              <w:right w:w="100" w:type="dxa"/>
             </w:tcMar>
           </w:tcPr>
           <w:p>
             <w:pPr>
-              <w:spacing w:after="0"/>
-            </w:pPr>
-            <w:r>
-              <w:rPr>
-                <w:rFonts w:ascii="Arial" w:hAnsi="Arial"/>
-                <w:color w:val="475569"/>
-                <w:sz w:val="18"/>
-              </w:rPr>
-              <w:t>📋 INSTRUCCIÓN PARA EL EMPLEADOR:</w:t>
-              <w:br/>
-              <w:t>1. Completa los campos entre corchetes [...] con datos reales y borra las alternativas que no apliquen.</w:t>
-              <w:br/>
-              <w:t>2. PLAZO: para esta causal la carta se entrega o envía por carta certificada dentro de los 6 DÍAS HÁBILES siguientes a la separación del trabajador, con copia a la Inspección del Trabajo en el mismo plazo.</w:t>
-              <w:br/>
-              <w:t>3. Adjunta los comprobantes de pago de cotizaciones al día (AFP, salud y seguro de cesantía). Sin ellos el despido no produce efecto (Art. 162).</w:t>
-              <w:br/>
-              <w:t>4. En un juicio solo podrás defender los hechos que escribas en esta carta (Art. 454 N° 1): descríbelos con fechas, horas, lugares y personas.</w:t>
-              <w:br/>
-              <w:t>5. Los tribunales interpretan esta causal en forma restrictiva: el hecho debe ser imprevisible e irresistible. Las dificultades económicas, la baja de ventas o el cierre por decisión de la empresa no suelen calificar.</w:t>
-              <w:br/>
-              <w:t>6. Si tu caso no es una catástrofe o un hecho externo grave, evalúa el documento 01 (necesidades de la empresa).</w:t>
-            </w:r>
-          </w:p>
-        </w:tc>
-      </w:tr>
-    </w:tbl>
-    <w:p>
-      <w:pPr>
-        <w:spacing w:after="400"/>
-      </w:pPr>
-    </w:p>
-    <w:p>
-      <w:pPr>
-        <w:jc w:val="right"/>
-      </w:pPr>
-      <w:r>
-        <w:rPr>
-          <w:rFonts w:ascii="Arial" w:hAnsi="Arial"/>
-          <w:b/>
-          <w:sz w:val="20"/>
-        </w:rPr>
-        <w:t>[CIUDAD], [DÍA] de [MES] de [AÑO].</w:t>
-      </w:r>
-    </w:p>
-    <w:p>
-      <w:pPr>
-        <w:spacing w:after="280" w:line="288" w:lineRule="auto"/>
-      </w:pPr>
-      <w:r>
-        <w:rPr>
-          <w:rFonts w:ascii="Arial" w:hAnsi="Arial"/>
-          <w:b/>
-          <w:sz w:val="20"/>
-        </w:rPr>
-        <w:t>Señor(a):</w:t>
-        <w:br/>
-      </w:r>
-      <w:r>
-        <w:rPr>
-          <w:rFonts w:ascii="Arial" w:hAnsi="Arial"/>
-          <w:b/>
-          <w:sz w:val="20"/>
-        </w:rPr>
-        <w:t>[NOMBRE COMPLETO DEL TRABAJADOR]</w:t>
-        <w:br/>
-      </w:r>
-      <w:r>
-        <w:rPr>
-          <w:rFonts w:ascii="Arial" w:hAnsi="Arial"/>
-          <w:b w:val="0"/>
-          <w:sz w:val="20"/>
-        </w:rPr>
-        <w:t>R.U.T.: [RUT DEL TRABAJADOR]</w:t>
-        <w:br/>
-      </w:r>
-      <w:r>
-        <w:rPr>
-          <w:rFonts w:ascii="Arial" w:hAnsi="Arial"/>
-          <w:b w:val="0"/>
-          <w:sz w:val="20"/>
-        </w:rPr>
-        <w:t>Cargo: [CARGO O FUNCIÓN]</w:t>
-        <w:br/>
-      </w:r>
-      <w:r>
-        <w:rPr>
-          <w:rFonts w:ascii="Arial" w:hAnsi="Arial"/>
-          <w:b w:val="0"/>
-          <w:sz w:val="20"/>
-        </w:rPr>
-        <w:t>Domicilio: [DIRECCIÓN REGISTRADA EN EL CONTRATO]</w:t>
-        <w:br/>
-      </w:r>
-      <w:r>
-        <w:rPr>
-          <w:rFonts w:ascii="Arial" w:hAnsi="Arial"/>
-          <w:b w:val="0"/>
-          <w:sz w:val="20"/>
-        </w:rPr>
-        <w:t>Comuna / Ciudad: [COMUNA / CIUDAD]</w:t>
-        <w:br/>
-      </w:r>
-      <w:r>
-        <w:rPr>
-          <w:rFonts w:ascii="Arial" w:hAnsi="Arial"/>
-          <w:b/>
-          <w:sz w:val="20"/>
-        </w:rPr>
-        <w:t>Presente.</w:t>
-        <w:br/>
-      </w:r>
-    </w:p>
-    <w:p>
-      <w:pPr>
-        <w:spacing w:line="300" w:lineRule="auto" w:after="160"/>
-      </w:pPr>
-      <w:r>
-        <w:rPr>
-          <w:rFonts w:ascii="Arial" w:hAnsi="Arial"/>
-          <w:b/>
-          <w:sz w:val="20"/>
-        </w:rPr>
-        <w:t>De nuestra consideración:</w:t>
-      </w:r>
-    </w:p>
-    <w:p>
-      <w:pPr>
-        <w:spacing w:line="300" w:lineRule="auto" w:after="160"/>
-      </w:pPr>
-      <w:r>
-        <w:rPr>
-          <w:rFonts w:ascii="Arial" w:hAnsi="Arial"/>
-          <w:b w:val="0"/>
-          <w:sz w:val="20"/>
-        </w:rPr>
-        <w:t>Por medio de la presente, comunicamos a usted que el contrato de trabajo que lo vincula con nuestra empresa [RAZÓN SOCIAL EMPRESA], R.U.T. [RUT EMPRESA], termina con fecha [FECHA DE TÉRMINO] de [MES] de [AÑO], por la causal que se indica a continuación.</w:t>
-      </w:r>
-    </w:p>
-    <w:p>
-      <w:pPr>
-        <w:spacing w:line="300" w:lineRule="auto" w:after="160"/>
-      </w:pPr>
-      <w:r>
-        <w:rPr>
-          <w:rFonts w:ascii="Arial" w:hAnsi="Arial"/>
-          <w:b/>
-          <w:sz w:val="20"/>
-        </w:rPr>
-        <w:t>I. CAUSAL LEGAL INVOCADA:</w:t>
-      </w:r>
-    </w:p>
-    <w:p>
-      <w:pPr>
-        <w:spacing w:line="300" w:lineRule="auto" w:after="160"/>
-      </w:pPr>
-      <w:r>
-        <w:rPr>
-          <w:rFonts w:ascii="Arial" w:hAnsi="Arial"/>
-          <w:b w:val="0"/>
-          <w:sz w:val="20"/>
-        </w:rPr>
-        <w:t>La causal aplicada es la del Artículo 159 N° 6 del Código del Trabajo, esto es: 'Caso fortuito o fuerza mayor'.</w:t>
-      </w:r>
-    </w:p>
-    <w:p>
-      <w:pPr>
-        <w:spacing w:line="300" w:lineRule="auto" w:after="160"/>
-      </w:pPr>
-      <w:r>
-        <w:rPr>
-          <w:rFonts w:ascii="Arial" w:hAnsi="Arial"/>
-          <w:b/>
-          <w:sz w:val="20"/>
-        </w:rPr>
-        <w:t>II. ANTECEDENTES:</w:t>
-      </w:r>
-    </w:p>
-    <w:p>
-      <w:pPr>
-        <w:spacing w:line="300" w:lineRule="auto" w:after="160"/>
-      </w:pPr>
-      <w:r>
-        <w:rPr>
-          <w:rFonts w:ascii="Arial" w:hAnsi="Arial"/>
-          <w:b w:val="0"/>
-          <w:sz w:val="20"/>
-        </w:rPr>
-        <w:t>Con fecha [FECHA] ocurrió [DESCRIBE EL HECHO IMPREVISIBLE E IRRESISTIBLE. EJEMPLO: un incendio que destruyó las instalaciones de la empresa / una inundación que inutilizó el local / una resolución de la autoridad que prohibió definitivamente la actividad].</w:t>
-      </w:r>
-    </w:p>
-    <w:p>
-      <w:pPr>
-        <w:spacing w:line="300" w:lineRule="auto" w:after="160"/>
-      </w:pPr>
-      <w:r>
-        <w:rPr>
-          <w:rFonts w:ascii="Arial" w:hAnsi="Arial"/>
-          <w:b w:val="0"/>
-          <w:sz w:val="20"/>
-        </w:rPr>
-        <w:t>Este hecho no pudo ser previsto y no pudo ser resistido por la empresa, y tiene como consecuencia directa [EXPLICA POR QUÉ HACE IMPOSIBLE CONTINUAR EL CONTRATO: los puestos de trabajo no pueden mantenerse].</w:t>
-      </w:r>
-    </w:p>
-    <w:p>
-      <w:pPr>
-        <w:spacing w:line="300" w:lineRule="auto" w:after="160"/>
-      </w:pPr>
-      <w:r>
-        <w:rPr>
-          <w:rFonts w:ascii="Arial" w:hAnsi="Arial"/>
-          <w:b w:val="0"/>
-          <w:sz w:val="20"/>
-        </w:rPr>
-        <w:t>Consta en [INFORME DE BOMBEROS / PERITAJE / RESOLUCIÓN / OTROS DOCUMENTOS], que quedan a disposición de la autoridad competente.</w:t>
-      </w:r>
-    </w:p>
-    <w:p>
-      <w:pPr>
-        <w:spacing w:line="300" w:lineRule="auto" w:after="160"/>
-      </w:pPr>
-      <w:r>
-        <w:rPr>
-          <w:rFonts w:ascii="Arial" w:hAnsi="Arial"/>
-          <w:b/>
-          <w:sz w:val="20"/>
-        </w:rPr>
-        <w:t>III. ESTADO DE PAGO DE COTIZACIONES PREVISIONALES:</w:t>
-      </w:r>
-    </w:p>
-    <w:p>
-      <w:pPr>
-        <w:spacing w:line="300" w:lineRule="auto" w:after="160"/>
-      </w:pPr>
-      <w:r>
-        <w:rPr>
-          <w:rFonts w:ascii="Arial" w:hAnsi="Arial"/>
-          <w:b w:val="0"/>
-          <w:sz w:val="20"/>
-        </w:rPr>
-        <w:t>En cumplimiento del Artículo 162 del Código del Trabajo, se acompaña a esta comunicación el estado de pago de sus cotizaciones previsionales y de salud, con los comprobantes que acreditan que se encuentran pagadas hasta el último día del mes anterior al del término del contrato (AFP, Fonasa o Isapre, y Seguro de Cesantía).</w:t>
-      </w:r>
-    </w:p>
-    <w:p>
-      <w:pPr>
-        <w:spacing w:line="300" w:lineRule="auto" w:after="160"/>
-      </w:pPr>
-      <w:r>
-        <w:rPr>
-          <w:rFonts w:ascii="Arial" w:hAnsi="Arial"/>
-          <w:b/>
-          <w:sz w:val="20"/>
-        </w:rPr>
-        <w:t>IV. FINIQUITO:</w:t>
-      </w:r>
-    </w:p>
-    <w:p>
-      <w:pPr>
-        <w:spacing w:line="300" w:lineRule="auto" w:after="160"/>
-      </w:pPr>
-      <w:r>
-        <w:rPr>
-          <w:rFonts w:ascii="Arial" w:hAnsi="Arial"/>
-          <w:b w:val="0"/>
-          <w:sz w:val="20"/>
-        </w:rPr>
-        <w:t>Por esta causal no corresponde el pago de indemnización por años de servicio ni de indemnización sustitutiva del aviso previo, sin perjuicio de lo que se haya pactado en su contrato individual o colectivo. Su finiquito, con las remuneraciones devengadas pendientes y la compensación del feriado legal y proporcional pendiente (Art. 73), estará disponible en [NOTARÍA / LUGAR DE FIRMA] dentro del plazo de 10 días hábiles contado desde la separación.</w:t>
-      </w:r>
-    </w:p>
-    <w:p>
-      <w:pPr>
-        <w:spacing w:line="300" w:lineRule="auto" w:after="160"/>
-      </w:pPr>
-      <w:r>
-        <w:rPr>
-          <w:rFonts w:ascii="Arial" w:hAnsi="Arial"/>
-          <w:b w:val="0"/>
-          <w:sz w:val="20"/>
-        </w:rPr>
-        <w:t>Sin otro particular, le saluda atentamente,</w:t>
-      </w:r>
-    </w:p>
-    <w:p>
-      <w:pPr>
-        <w:spacing w:after="400"/>
-      </w:pPr>
-    </w:p>
-    <w:tbl>
-      <w:tblPr>
-        <w:tblW w:type="auto" w:w="0"/>
-        <w:jc w:val="center"/>
-        <w:tblLayout w:type="fixed"/>
-        <w:tblLook w:firstColumn="1" w:firstRow="1" w:lastColumn="0" w:lastRow="0" w:noHBand="0" w:noVBand="1" w:val="04A0"/>
-      </w:tblPr>
-      <w:tblGrid>
-        <w:gridCol w:w="4608"/>
-        <w:gridCol w:w="4608"/>
-      </w:tblGrid>
-      <w:tr>
-        <w:tc>
-          <w:tcPr>
-            <w:tcW w:type="dxa" w:w="4968"/>
-          </w:tcPr>
-          <w:p>
-            <w:pPr>
+              <w:keepNext/>
+              <w:spacing w:before="0" w:after="0"/>
               <w:jc w:val="center"/>
             </w:pPr>
             <w:r>
               <w:rPr>
-                <w:rFonts w:ascii="Arial" w:hAnsi="Arial"/>
+                <w:rFonts w:ascii="Calibri" w:hAnsi="Calibri" w:cs="Calibri"/>
+                <w:b/>
               </w:rPr>
-              <w:t>_________________________________________</w:t>
+              <w:t>_____________________________________</w:t>
               <w:br/>
             </w:r>
             <w:r>
               <w:rPr>
-                <w:rFonts w:ascii="Arial" w:hAnsi="Arial"/>
+                <w:rFonts w:ascii="Calibri" w:hAnsi="Calibri" w:cs="Calibri"/>
+                <w:b/>
+                <w:sz w:val="18"/>
+              </w:rPr>
+              <w:t>POR LA EMPRESA (REPRESENTANTE LEGAL)</w:t>
+              <w:br/>
+            </w:r>
+            <w:r>
+              <w:rPr>
+                <w:rFonts w:ascii="Calibri" w:hAnsi="Calibri" w:cs="Calibri"/>
+                <w:color w:val="475569"/>
+                <w:sz w:val="17"/>
+                <w:highlight w:val="yellow"/>
+              </w:rPr>
+              <w:t xml:space="preserve">[NOMBRE REPRESENTANTE LEGAL]</w:t>
+            </w:r>
+            <w:r>
+              <w:rPr>
+                <w:rFonts w:ascii="Calibri" w:hAnsi="Calibri" w:cs="Calibri"/>
+                <w:color w:val="475569"/>
                 <w:sz w:val="17"/>
               </w:rPr>
-              <w:t>[NOMBRE REPRESENTANTE LEGAL]</w:t>
               <w:br/>
-              <w:t>R.U.T.: [RUT REPRESENTANTE]</w:t>
+            </w:r>
+            <w:r>
+              <w:rPr>
+                <w:rFonts w:ascii="Calibri" w:hAnsi="Calibri" w:cs="Calibri"/>
+                <w:color w:val="475569"/>
+                <w:sz w:val="17"/>
+              </w:rPr>
+              <w:t xml:space="preserve">R.U.T.: </w:t>
+            </w:r>
+            <w:r>
+              <w:rPr>
+                <w:rFonts w:ascii="Calibri" w:hAnsi="Calibri" w:cs="Calibri"/>
+                <w:color w:val="475569"/>
+                <w:sz w:val="17"/>
+                <w:highlight w:val="yellow"/>
+              </w:rPr>
+              <w:t xml:space="preserve">[RUT REPRESENTANTE]</w:t>
+            </w:r>
+            <w:r>
+              <w:rPr>
+                <w:rFonts w:ascii="Calibri" w:hAnsi="Calibri" w:cs="Calibri"/>
+                <w:color w:val="475569"/>
+                <w:sz w:val="17"/>
+              </w:rPr>
               <w:br/>
-              <w:t>Representante Legal de</w:t>
-              <w:br/>
-              <w:t>[RAZÓN SOCIAL EMPRESA]</w:t>
+            </w:r>
+            <w:r>
+              <w:rPr>
+                <w:rFonts w:ascii="Calibri" w:hAnsi="Calibri" w:cs="Calibri"/>
+                <w:color w:val="475569"/>
+                <w:sz w:val="17"/>
+                <w:highlight w:val="yellow"/>
+              </w:rPr>
+              <w:t xml:space="preserve">[RAZÓN SOCIAL EMPRESA]</w:t>
             </w:r>
           </w:p>
         </w:tc>
         <w:tc>
           <w:tcPr>
-            <w:tcW w:type="dxa" w:w="4968"/>
+            <w:tcW w:type="dxa" w:w="4896"/>
+            <w:tcMar>
+              <w:top w:w="60" w:type="dxa"/>
+              <w:bottom w:w="60" w:type="dxa"/>
+              <w:left w:w="100" w:type="dxa"/>
+              <w:right w:w="100" w:type="dxa"/>
+            </w:tcMar>
           </w:tcPr>
           <w:p>
             <w:pPr>
+              <w:keepNext/>
+              <w:spacing w:before="0" w:after="0"/>
               <w:jc w:val="center"/>
             </w:pPr>
             <w:r>
               <w:rPr>
-                <w:rFonts w:ascii="Arial" w:hAnsi="Arial"/>
+                <w:rFonts w:ascii="Calibri" w:hAnsi="Calibri" w:cs="Calibri"/>
+                <w:b/>
               </w:rPr>
-              <w:t>_________________________________________</w:t>
+              <w:t>_____________________________________</w:t>
               <w:br/>
             </w:r>
             <w:r>
               <w:rPr>
-                <w:rFonts w:ascii="Arial" w:hAnsi="Arial"/>
-                <w:sz w:val="17"/>
+                <w:rFonts w:ascii="Calibri" w:hAnsi="Calibri" w:cs="Calibri"/>
+                <w:b/>
+                <w:sz w:val="18"/>
               </w:rPr>
               <w:t>ACUSE DE RECIBO / COPIA TRABAJADOR</w:t>
               <w:br/>
-              <w:t>Nombre: [NOMBRE TRABAJADOR]</w:t>
+            </w:r>
+            <w:r>
+              <w:rPr>
+                <w:rFonts w:ascii="Calibri" w:hAnsi="Calibri" w:cs="Calibri"/>
+                <w:color w:val="475569"/>
+                <w:sz w:val="17"/>
+              </w:rPr>
+              <w:t xml:space="preserve">Nombre: </w:t>
+            </w:r>
+            <w:r>
+              <w:rPr>
+                <w:rFonts w:ascii="Calibri" w:hAnsi="Calibri" w:cs="Calibri"/>
+                <w:color w:val="475569"/>
+                <w:sz w:val="17"/>
+                <w:highlight w:val="yellow"/>
+              </w:rPr>
+              <w:t xml:space="preserve">[NOMBRE TRABAJADOR]</w:t>
+            </w:r>
+            <w:r>
+              <w:rPr>
+                <w:rFonts w:ascii="Calibri" w:hAnsi="Calibri" w:cs="Calibri"/>
+                <w:color w:val="475569"/>
+                <w:sz w:val="17"/>
+              </w:rPr>
               <w:br/>
-              <w:t>R.U.T.: [RUT TRABAJADOR]</w:t>
+            </w:r>
+            <w:r>
+              <w:rPr>
+                <w:rFonts w:ascii="Calibri" w:hAnsi="Calibri" w:cs="Calibri"/>
+                <w:color w:val="475569"/>
+                <w:sz w:val="17"/>
+              </w:rPr>
+              <w:t xml:space="preserve">R.U.T.: </w:t>
+            </w:r>
+            <w:r>
+              <w:rPr>
+                <w:rFonts w:ascii="Calibri" w:hAnsi="Calibri" w:cs="Calibri"/>
+                <w:color w:val="475569"/>
+                <w:sz w:val="17"/>
+                <w:highlight w:val="yellow"/>
+              </w:rPr>
+              <w:t xml:space="preserve">[RUT TRABAJADOR]</w:t>
+            </w:r>
+            <w:r>
+              <w:rPr>
+                <w:rFonts w:ascii="Calibri" w:hAnsi="Calibri" w:cs="Calibri"/>
+                <w:color w:val="475569"/>
+                <w:sz w:val="17"/>
+              </w:rPr>
               <w:br/>
-              <w:t>Fecha y hora de notificación:</w:t>
+            </w:r>
+            <w:r>
+              <w:rPr>
+                <w:rFonts w:ascii="Calibri" w:hAnsi="Calibri" w:cs="Calibri"/>
+                <w:color w:val="475569"/>
+                <w:sz w:val="17"/>
+              </w:rPr>
+              <w:t xml:space="preserve">Fecha y hora de notificación:</w:t>
+            </w:r>
+            <w:r>
+              <w:rPr>
+                <w:rFonts w:ascii="Calibri" w:hAnsi="Calibri" w:cs="Calibri"/>
+                <w:color w:val="475569"/>
+                <w:sz w:val="17"/>
+              </w:rPr>
               <w:br/>
-              <w:t>____ / ____ / ________   ____:____ hrs.</w:t>
+            </w:r>
+            <w:r>
+              <w:rPr>
+                <w:rFonts w:ascii="Calibri" w:hAnsi="Calibri" w:cs="Calibri"/>
+                <w:color w:val="475569"/>
+                <w:sz w:val="17"/>
+              </w:rPr>
+              <w:t xml:space="preserve">____ / ____ / ________   ____:____ hrs.</w:t>
             </w:r>
           </w:p>
         </w:tc>
       </w:tr>
     </w:tbl>
     <w:sectPr>
+      <w:footerReference w:type="default" r:id="rId10"/>
       <w:pgSz w:w="12240" w:h="15840"/>
-      <w:pgMar w:top="1152" w:right="1152" w:bottom="1152" w:left="1152" w:header="720" w:footer="720" w:gutter="0"/>
+      <w:pgMar w:top="936" w:right="936" w:bottom="936" w:left="936" w:header="720" w:footer="720" w:gutter="0"/>
       <w:cols w:space="720"/>
       <w:docGrid w:linePitch="360"/>
     </w:sectPr>
   </w:body>
 </w:document>
+</file>
+
+<file path=word/footer1.xml><?xml version="1.0" encoding="utf-8"?>
+<w:ftr xmlns:m="http://schemas.openxmlformats.org/officeDocument/2006/math" xmlns:mc="http://schemas.openxmlformats.org/markup-compatibility/2006" xmlns:mo="http://schemas.microsoft.com/office/mac/office/2008/main" xmlns:mv="urn:schemas-microsoft-com:mac:vml" xmlns:o="urn:schemas-microsoft-com:office:office" xmlns:r="http://schemas.openxmlformats.org/officeDocument/2006/relationships" xmlns:v="urn:schemas-microsoft-com:vml" xmlns:w10="urn:schemas-microsoft-com:office:word" xmlns:w14="http://schemas.microsoft.com/office/word/2010/wordml" xmlns:w="http://schemas.openxmlformats.org/wordprocessingml/2006/main" xmlns:wne="http://schemas.microsoft.com/office/word/2006/wordml" xmlns:wp14="http://schemas.microsoft.com/office/word/2010/wordprocessingDrawing" xmlns:wp="http://schemas.openxmlformats.org/drawingml/2006/wordprocessingDrawing" xmlns:wpc="http://schemas.microsoft.com/office/word/2010/wordprocessingCanvas" xmlns:wpg="http://schemas.microsoft.com/office/word/2010/wordprocessingGroup" xmlns:wpi="http://schemas.microsoft.com/office/word/2010/wordprocessingInk" xmlns:wps="http://schemas.microsoft.com/office/word/2010/wordprocessingShape" mc:Ignorable="w14 wp14">
+  <w:p>
+    <w:pPr>
+      <w:pStyle w:val="Footer"/>
+      <w:spacing w:before="0" w:after="0"/>
+      <w:jc w:val="right"/>
+    </w:pPr>
+    <w:r>
+      <w:rPr>
+        <w:rFonts w:ascii="Calibri" w:hAnsi="Calibri"/>
+        <w:color w:val="94A3B8"/>
+        <w:sz w:val="16"/>
+      </w:rPr>
+      <w:t>CálculoLaboral.cl · Pack de Cartas de Despido 2026 · Modelo de referencia</w:t>
+    </w:r>
+  </w:p>
+</w:ftr>
+</file>
+
+<file path=word/footer2.xml><?xml version="1.0" encoding="utf-8"?>
+<w:ftr xmlns:m="http://schemas.openxmlformats.org/officeDocument/2006/math" xmlns:mc="http://schemas.openxmlformats.org/markup-compatibility/2006" xmlns:mo="http://schemas.microsoft.com/office/mac/office/2008/main" xmlns:mv="urn:schemas-microsoft-com:mac:vml" xmlns:o="urn:schemas-microsoft-com:office:office" xmlns:r="http://schemas.openxmlformats.org/officeDocument/2006/relationships" xmlns:v="urn:schemas-microsoft-com:vml" xmlns:w10="urn:schemas-microsoft-com:office:word" xmlns:w14="http://schemas.microsoft.com/office/word/2010/wordml" xmlns:w="http://schemas.openxmlformats.org/wordprocessingml/2006/main" xmlns:wne="http://schemas.microsoft.com/office/word/2006/wordml" xmlns:wp14="http://schemas.microsoft.com/office/word/2010/wordprocessingDrawing" xmlns:wp="http://schemas.openxmlformats.org/drawingml/2006/wordprocessingDrawing" xmlns:wpc="http://schemas.microsoft.com/office/word/2010/wordprocessingCanvas" xmlns:wpg="http://schemas.microsoft.com/office/word/2010/wordprocessingGroup" xmlns:wpi="http://schemas.microsoft.com/office/word/2010/wordprocessingInk" xmlns:wps="http://schemas.microsoft.com/office/word/2010/wordprocessingShape" mc:Ignorable="w14 wp14">
+  <w:p>
+    <w:pPr>
+      <w:pStyle w:val="Footer"/>
+    </w:pPr>
+  </w:p>
+</w:ftr>
 </file>
 
 <file path=word/numbering.xml><?xml version="1.0" encoding="utf-8"?>
@@ -825,6 +1555,14 @@
     <w:name w:val="Normal"/>
     <w:qFormat/>
     <w:rsid w:val="00FC693F"/>
+    <w:pPr>
+      <w:spacing w:line="276" w:lineRule="auto" w:after="80"/>
+    </w:pPr>
+    <w:rPr>
+      <w:rFonts w:ascii="Calibri" w:hAnsi="Calibri"/>
+      <w:color w:val="1E293B"/>
+      <w:sz w:val="20"/>
+    </w:rPr>
   </w:style>
   <w:style w:type="paragraph" w:styleId="Header">
     <w:name w:val="header"/>

--- a/api/assets/pack_despido_files/15_Carta_Art159_N6_Caso_Fortuito_o_Fuerza_Mayor.docx
+++ b/api/assets/pack_despido_files/15_Carta_Art159_N6_Caso_Fortuito_o_Fuerza_Mayor.docx
@@ -210,6 +210,19 @@
                 <w:sz w:val="16"/>
               </w:rPr>
               <w:t>• Si tu caso no es una catástrofe o un hecho externo grave, evalúa el documento 01 (necesidades de la empresa).</w:t>
+            </w:r>
+          </w:p>
+          <w:p>
+            <w:pPr>
+              <w:spacing w:before="0" w:after="30"/>
+            </w:pPr>
+            <w:r>
+              <w:rPr>
+                <w:rFonts w:ascii="Calibri" w:hAnsi="Calibri"/>
+                <w:color w:val="475569"/>
+                <w:sz w:val="16"/>
+              </w:rPr>
+              <w:t>• Art. 162 inciso octavo (Ley 21.361): la carta debe informar si el finiquito se otorgará y pagará en forma presencial o electrónica, y que el trabajador puede formular reserva de derechos al firmarlo. Ya viene en el apartado IV: elige una opción.</w:t>
             </w:r>
           </w:p>
         </w:tc>
@@ -930,6 +943,39 @@
           <w:color w:val="0F172A"/>
           <w:sz w:val="20"/>
         </w:rPr>
+        <w:t xml:space="preserve">Su finiquito se otorgará y pagará en forma </w:t>
+      </w:r>
+      <w:r>
+        <w:rPr>
+          <w:rFonts w:ascii="Calibri" w:hAnsi="Calibri"/>
+          <w:b w:val="0"/>
+          <w:color w:val="0F172A"/>
+          <w:sz w:val="20"/>
+          <w:highlight w:val="yellow"/>
+        </w:rPr>
+        <w:t xml:space="preserve">[PRESENCIAL ante un ministro de fe / ELECTRÓNICA en el sitio de la Dirección del Trabajo]</w:t>
+      </w:r>
+      <w:r>
+        <w:rPr>
+          <w:rFonts w:ascii="Calibri" w:hAnsi="Calibri"/>
+          <w:b w:val="0"/>
+          <w:color w:val="0F172A"/>
+          <w:sz w:val="20"/>
+        </w:rPr>
+        <w:t xml:space="preserve"> (borra lo que no aplique). Es voluntario para usted aceptar, firmar y recibir el pago en forma electrónica, y siempre podrá optar por la actuación presencial ante un ministro de fe. Al suscribir el finiquito, si lo estima necesario, podrá formular reserva de derechos.</w:t>
+      </w:r>
+    </w:p>
+    <w:p>
+      <w:pPr>
+        <w:spacing w:before="40" w:after="80"/>
+      </w:pPr>
+      <w:r>
+        <w:rPr>
+          <w:rFonts w:ascii="Calibri" w:hAnsi="Calibri"/>
+          <w:b w:val="0"/>
+          <w:color w:val="0F172A"/>
+          <w:sz w:val="20"/>
+        </w:rPr>
         <w:t>Sin otro particular, le saluda atentamente,</w:t>
       </w:r>
     </w:p>

--- a/api/assets/pack_despido_files/15_Carta_Art159_N6_Caso_Fortuito_o_Fuerza_Mayor.docx
+++ b/api/assets/pack_despido_files/15_Carta_Art159_N6_Caso_Fortuito_o_Fuerza_Mayor.docx
@@ -901,6 +901,7 @@
     </w:p>
     <w:p>
       <w:pPr>
+        <w:keepNext/>
         <w:spacing w:before="40" w:after="80"/>
       </w:pPr>
       <w:r>
@@ -934,6 +935,7 @@
     </w:p>
     <w:p>
       <w:pPr>
+        <w:keepNext/>
         <w:spacing w:before="40" w:after="80"/>
       </w:pPr>
       <w:r>
@@ -967,6 +969,7 @@
     </w:p>
     <w:p>
       <w:pPr>
+        <w:keepNext/>
         <w:spacing w:before="40" w:after="80"/>
       </w:pPr>
       <w:r>

--- a/api/assets/pack_despido_files/15_Carta_Art159_N6_Caso_Fortuito_o_Fuerza_Mayor.docx
+++ b/api/assets/pack_despido_files/15_Carta_Art159_N6_Caso_Fortuito_o_Fuerza_Mayor.docx
@@ -346,7 +346,7 @@
     </w:p>
     <w:p>
       <w:pPr>
-        <w:spacing w:before="40" w:after="80"/>
+        <w:spacing w:before="40" w:after="60"/>
       </w:pPr>
       <w:r>
         <w:rPr>
@@ -427,7 +427,7 @@
     </w:p>
     <w:p>
       <w:pPr>
-        <w:spacing w:before="40" w:after="80"/>
+        <w:spacing w:before="40" w:after="60"/>
       </w:pPr>
       <w:r>
         <w:rPr>
@@ -436,16 +436,7 @@
           <w:color w:val="0F172A"/>
           <w:sz w:val="20"/>
         </w:rPr>
-        <w:t xml:space="preserve">Señor(a):</w:t>
-      </w:r>
-      <w:r>
-        <w:rPr>
-          <w:rFonts w:ascii="Calibri" w:hAnsi="Calibri"/>
-          <w:b/>
-          <w:color w:val="0F172A"/>
-          <w:sz w:val="20"/>
-        </w:rPr>
-        <w:br/>
+        <w:t xml:space="preserve">Señor(a): </w:t>
       </w:r>
       <w:r>
         <w:rPr>
@@ -492,16 +483,7 @@
           <w:color w:val="0F172A"/>
           <w:sz w:val="20"/>
         </w:rPr>
-        <w:br/>
-      </w:r>
-      <w:r>
-        <w:rPr>
-          <w:rFonts w:ascii="Calibri" w:hAnsi="Calibri"/>
-          <w:b w:val="0"/>
-          <w:color w:val="0F172A"/>
-          <w:sz w:val="20"/>
-        </w:rPr>
-        <w:t xml:space="preserve">Cargo: </w:t>
+        <w:t xml:space="preserve">   ·   Cargo: </w:t>
       </w:r>
       <w:r>
         <w:rPr>
@@ -548,16 +530,7 @@
           <w:color w:val="0F172A"/>
           <w:sz w:val="20"/>
         </w:rPr>
-        <w:br/>
-      </w:r>
-      <w:r>
-        <w:rPr>
-          <w:rFonts w:ascii="Calibri" w:hAnsi="Calibri"/>
-          <w:b w:val="0"/>
-          <w:color w:val="0F172A"/>
-          <w:sz w:val="20"/>
-        </w:rPr>
-        <w:t xml:space="preserve">Comuna / Ciudad: </w:t>
+        <w:t xml:space="preserve">, </w:t>
       </w:r>
       <w:r>
         <w:rPr>
@@ -572,7 +545,7 @@
     </w:p>
     <w:p>
       <w:pPr>
-        <w:spacing w:before="40" w:after="80"/>
+        <w:spacing w:before="40" w:after="60"/>
       </w:pPr>
       <w:r>
         <w:rPr>
@@ -586,7 +559,7 @@
     </w:p>
     <w:p>
       <w:pPr>
-        <w:spacing w:before="40" w:after="80"/>
+        <w:spacing w:before="40" w:after="60"/>
       </w:pPr>
       <w:r>
         <w:rPr>
@@ -695,23 +668,17 @@
     </w:p>
     <w:p>
       <w:pPr>
-        <w:keepNext/>
-        <w:spacing w:before="120" w:after="40"/>
+        <w:spacing w:before="40" w:after="60"/>
       </w:pPr>
       <w:r>
         <w:rPr>
           <w:rFonts w:ascii="Calibri" w:hAnsi="Calibri"/>
           <w:b/>
-          <w:color w:val="1E293B"/>
+          <w:color w:val="0F172A"/>
           <w:sz w:val="20"/>
         </w:rPr>
-        <w:t>I. CAUSAL LEGAL INVOCADA:</w:t>
+        <w:t xml:space="preserve">I. CAUSAL LEGAL INVOCADA:  </w:t>
       </w:r>
-    </w:p>
-    <w:p>
-      <w:pPr>
-        <w:spacing w:before="40" w:after="80"/>
-      </w:pPr>
       <w:r>
         <w:rPr>
           <w:rFonts w:ascii="Calibri" w:hAnsi="Calibri"/>
@@ -724,23 +691,17 @@
     </w:p>
     <w:p>
       <w:pPr>
-        <w:keepNext/>
-        <w:spacing w:before="120" w:after="40"/>
+        <w:spacing w:before="40" w:after="60"/>
       </w:pPr>
       <w:r>
         <w:rPr>
           <w:rFonts w:ascii="Calibri" w:hAnsi="Calibri"/>
           <w:b/>
-          <w:color w:val="1E293B"/>
+          <w:color w:val="0F172A"/>
           <w:sz w:val="20"/>
         </w:rPr>
-        <w:t>II. ANTECEDENTES:</w:t>
+        <w:t xml:space="preserve">II. ANTECEDENTES:  </w:t>
       </w:r>
-    </w:p>
-    <w:p>
-      <w:pPr>
-        <w:spacing w:before="40" w:after="80"/>
-      </w:pPr>
       <w:r>
         <w:rPr>
           <w:rFonts w:ascii="Calibri" w:hAnsi="Calibri"/>
@@ -791,7 +752,7 @@
     </w:p>
     <w:p>
       <w:pPr>
-        <w:spacing w:before="40" w:after="80"/>
+        <w:spacing w:before="40" w:after="60"/>
       </w:pPr>
       <w:r>
         <w:rPr>
@@ -824,7 +785,7 @@
     </w:p>
     <w:p>
       <w:pPr>
-        <w:spacing w:before="40" w:after="80"/>
+        <w:spacing w:before="40" w:after="60"/>
       </w:pPr>
       <w:r>
         <w:rPr>
@@ -857,23 +818,17 @@
     </w:p>
     <w:p>
       <w:pPr>
-        <w:keepNext/>
-        <w:spacing w:before="120" w:after="40"/>
+        <w:spacing w:before="40" w:after="60"/>
       </w:pPr>
       <w:r>
         <w:rPr>
           <w:rFonts w:ascii="Calibri" w:hAnsi="Calibri"/>
           <w:b/>
-          <w:color w:val="1E293B"/>
+          <w:color w:val="0F172A"/>
           <w:sz w:val="20"/>
         </w:rPr>
-        <w:t>III. ESTADO DE PAGO DE COTIZACIONES PREVISIONALES:</w:t>
+        <w:t xml:space="preserve">III. ESTADO DE PAGO DE COTIZACIONES PREVISIONALES:  </w:t>
       </w:r>
-    </w:p>
-    <w:p>
-      <w:pPr>
-        <w:spacing w:before="40" w:after="80"/>
-      </w:pPr>
       <w:r>
         <w:rPr>
           <w:rFonts w:ascii="Calibri" w:hAnsi="Calibri"/>
@@ -887,23 +842,17 @@
     <w:p>
       <w:pPr>
         <w:keepNext/>
-        <w:spacing w:before="120" w:after="40"/>
+        <w:spacing w:before="40" w:after="60"/>
       </w:pPr>
       <w:r>
         <w:rPr>
           <w:rFonts w:ascii="Calibri" w:hAnsi="Calibri"/>
           <w:b/>
-          <w:color w:val="1E293B"/>
+          <w:color w:val="0F172A"/>
           <w:sz w:val="20"/>
         </w:rPr>
-        <w:t>IV. FINIQUITO:</w:t>
+        <w:t xml:space="preserve">IV. FINIQUITO:  </w:t>
       </w:r>
-    </w:p>
-    <w:p>
-      <w:pPr>
-        <w:keepNext/>
-        <w:spacing w:before="40" w:after="80"/>
-      </w:pPr>
       <w:r>
         <w:rPr>
           <w:rFonts w:ascii="Calibri" w:hAnsi="Calibri"/>
@@ -936,7 +885,7 @@
     <w:p>
       <w:pPr>
         <w:keepNext/>
-        <w:spacing w:before="40" w:after="80"/>
+        <w:spacing w:before="40" w:after="60"/>
       </w:pPr>
       <w:r>
         <w:rPr>
@@ -964,13 +913,13 @@
           <w:color w:val="0F172A"/>
           <w:sz w:val="20"/>
         </w:rPr>
-        <w:t xml:space="preserve"> (borra lo que no aplique). Es voluntario para usted aceptar, firmar y recibir el pago en forma electrónica, y siempre podrá optar por la actuación presencial ante un ministro de fe. Al suscribir el finiquito, si lo estima necesario, podrá formular reserva de derechos.</w:t>
+        <w:t xml:space="preserve">. Es voluntario para usted aceptar, firmar y recibir el pago por vía electrónica, y siempre podrá optar por la actuación presencial ante un ministro de fe. Al firmar el finiquito podrá formular reserva de derechos si lo estima necesario.</w:t>
       </w:r>
     </w:p>
     <w:p>
       <w:pPr>
         <w:keepNext/>
-        <w:spacing w:before="40" w:after="80"/>
+        <w:spacing w:before="40" w:after="60"/>
       </w:pPr>
       <w:r>
         <w:rPr>
@@ -1203,7 +1152,7 @@
     <w:sectPr>
       <w:footerReference w:type="default" r:id="rId10"/>
       <w:pgSz w:w="12240" w:h="15840"/>
-      <w:pgMar w:top="936" w:right="936" w:bottom="936" w:left="936" w:header="720" w:footer="720" w:gutter="0"/>
+      <w:pgMar w:top="936" w:right="850" w:bottom="936" w:left="850" w:header="720" w:footer="720" w:gutter="0"/>
       <w:cols w:space="720"/>
       <w:docGrid w:linePitch="360"/>
     </w:sectPr>

--- a/api/assets/pack_despido_files/15_Carta_Art159_N6_Caso_Fortuito_o_Fuerza_Mayor.docx
+++ b/api/assets/pack_despido_files/15_Carta_Art159_N6_Caso_Fortuito_o_Fuerza_Mayor.docx
@@ -346,7 +346,7 @@
     </w:p>
     <w:p>
       <w:pPr>
-        <w:spacing w:before="40" w:after="60"/>
+        <w:spacing w:before="40" w:after="80"/>
       </w:pPr>
       <w:r>
         <w:rPr>
@@ -427,7 +427,7 @@
     </w:p>
     <w:p>
       <w:pPr>
-        <w:spacing w:before="40" w:after="60"/>
+        <w:spacing w:before="40" w:after="80"/>
       </w:pPr>
       <w:r>
         <w:rPr>
@@ -545,7 +545,7 @@
     </w:p>
     <w:p>
       <w:pPr>
-        <w:spacing w:before="40" w:after="60"/>
+        <w:spacing w:before="40" w:after="80"/>
       </w:pPr>
       <w:r>
         <w:rPr>
@@ -559,7 +559,7 @@
     </w:p>
     <w:p>
       <w:pPr>
-        <w:spacing w:before="40" w:after="60"/>
+        <w:spacing w:before="40" w:after="80"/>
       </w:pPr>
       <w:r>
         <w:rPr>
@@ -668,7 +668,7 @@
     </w:p>
     <w:p>
       <w:pPr>
-        <w:spacing w:before="40" w:after="60"/>
+        <w:spacing w:before="120" w:after="80"/>
       </w:pPr>
       <w:r>
         <w:rPr>
@@ -691,7 +691,7 @@
     </w:p>
     <w:p>
       <w:pPr>
-        <w:spacing w:before="40" w:after="60"/>
+        <w:spacing w:before="120" w:after="80"/>
       </w:pPr>
       <w:r>
         <w:rPr>
@@ -752,7 +752,7 @@
     </w:p>
     <w:p>
       <w:pPr>
-        <w:spacing w:before="40" w:after="60"/>
+        <w:spacing w:before="40" w:after="80"/>
       </w:pPr>
       <w:r>
         <w:rPr>
@@ -785,7 +785,7 @@
     </w:p>
     <w:p>
       <w:pPr>
-        <w:spacing w:before="40" w:after="60"/>
+        <w:spacing w:before="40" w:after="80"/>
       </w:pPr>
       <w:r>
         <w:rPr>
@@ -818,7 +818,7 @@
     </w:p>
     <w:p>
       <w:pPr>
-        <w:spacing w:before="40" w:after="60"/>
+        <w:spacing w:before="120" w:after="80"/>
       </w:pPr>
       <w:r>
         <w:rPr>
@@ -842,7 +842,7 @@
     <w:p>
       <w:pPr>
         <w:keepNext/>
-        <w:spacing w:before="40" w:after="60"/>
+        <w:spacing w:before="120" w:after="80"/>
       </w:pPr>
       <w:r>
         <w:rPr>
@@ -885,7 +885,7 @@
     <w:p>
       <w:pPr>
         <w:keepNext/>
-        <w:spacing w:before="40" w:after="60"/>
+        <w:spacing w:before="40" w:after="80"/>
       </w:pPr>
       <w:r>
         <w:rPr>
@@ -919,7 +919,7 @@
     <w:p>
       <w:pPr>
         <w:keepNext/>
-        <w:spacing w:before="40" w:after="60"/>
+        <w:spacing w:before="40" w:after="80"/>
       </w:pPr>
       <w:r>
         <w:rPr>

--- a/api/assets/pack_despido_files/15_Carta_Art159_N6_Caso_Fortuito_o_Fuerza_Mayor.docx
+++ b/api/assets/pack_despido_files/15_Carta_Art159_N6_Caso_Fortuito_o_Fuerza_Mayor.docx
@@ -668,7 +668,7 @@
     </w:p>
     <w:p>
       <w:pPr>
-        <w:spacing w:before="120" w:after="80"/>
+        <w:spacing w:before="160" w:after="80"/>
       </w:pPr>
       <w:r>
         <w:rPr>
@@ -691,7 +691,7 @@
     </w:p>
     <w:p>
       <w:pPr>
-        <w:spacing w:before="120" w:after="80"/>
+        <w:spacing w:before="160" w:after="80"/>
       </w:pPr>
       <w:r>
         <w:rPr>
@@ -818,7 +818,7 @@
     </w:p>
     <w:p>
       <w:pPr>
-        <w:spacing w:before="120" w:after="80"/>
+        <w:spacing w:before="160" w:after="80"/>
       </w:pPr>
       <w:r>
         <w:rPr>
@@ -842,7 +842,7 @@
     <w:p>
       <w:pPr>
         <w:keepNext/>
-        <w:spacing w:before="120" w:after="80"/>
+        <w:spacing w:before="160" w:after="80"/>
       </w:pPr>
       <w:r>
         <w:rPr>
@@ -1152,7 +1152,7 @@
     <w:sectPr>
       <w:footerReference w:type="default" r:id="rId10"/>
       <w:pgSz w:w="12240" w:h="15840"/>
-      <w:pgMar w:top="936" w:right="850" w:bottom="936" w:left="850" w:header="720" w:footer="720" w:gutter="0"/>
+      <w:pgMar w:top="936" w:right="936" w:bottom="936" w:left="936" w:header="720" w:footer="720" w:gutter="0"/>
       <w:cols w:space="720"/>
       <w:docGrid w:linePitch="360"/>
     </w:sectPr>
